--- a/papers/class9_v3/AMO_C9_L1_PracticePaper4_v3.docx
+++ b/papers/class9_v3/AMO_C9_L1_PracticePaper4_v3.docx
@@ -20232,7 +20232,24 @@
                 <w:i w:val="0"/>
                 <w:sz w:val="20"/>
               </w:rPr>
-              <w:t>Each year the number is multiplied by 1 + 8/100 = 1.08, so after n years it is 250 × (1.08)ⁿ, a geometric progression.</w:t>
+              <w:t xml:space="preserve">Each year the number is multiplied by 1 + 8/100 = 1.08, so after n years it is 250 × (1.08)</w:t>
+            </w:r>
+            <w:r>
+              <w:rPr>
+                <w:b w:val="0"/>
+                <w:sz w:val="20"/>
+                <w:i/>
+                <w:vertAlign w:val="superscript"/>
+              </w:rPr>
+              <w:t>n</w:t>
+            </w:r>
+            <w:r>
+              <w:rPr>
+                <w:b w:val="0"/>
+                <w:i w:val="0"/>
+                <w:sz w:val="20"/>
+              </w:rPr>
+              <w:t xml:space="preserve">, a geometric progression.</w:t>
             </w:r>
           </w:p>
         </w:tc>
